--- a/Deep Learning/Final DL/Chest X-ray/Report/Report.docx
+++ b/Deep Learning/Final DL/Chest X-ray/Report/Report.docx
@@ -1247,8 +1247,8 @@
       </w:pPr>
       <w:bookmarkStart w:id="0" w:name="_Toc19336"/>
       <w:bookmarkStart w:id="1" w:name="_Toc21325"/>
-      <w:bookmarkStart w:id="2" w:name="_Toc7627"/>
-      <w:bookmarkStart w:id="3" w:name="_Toc19435"/>
+      <w:bookmarkStart w:id="2" w:name="_Toc19435"/>
+      <w:bookmarkStart w:id="3" w:name="_Toc7627"/>
       <w:r>
         <w:rPr>
           <w:rFonts w:hint="default" w:ascii="Times New Roman" w:hAnsi="Times New Roman" w:cs="Times New Roman"/>
@@ -3107,8 +3107,6 @@
           <w:lang w:val="vi-VN" w:eastAsia="zh-CN"/>
         </w:rPr>
       </w:pPr>
-      <w:bookmarkStart w:id="228" w:name="_GoBack"/>
-      <w:bookmarkEnd w:id="228"/>
     </w:p>
     <w:p>
       <w:pPr>
@@ -3178,7 +3176,29 @@
           <w:i/>
           <w:iCs/>
         </w:rPr>
-        <w:t>độ chính xác trên tập test khoảng 78.53%</w:t>
+        <w:t xml:space="preserve">độ chính xác trên tập test khoảng </w:t>
+      </w:r>
+      <w:r>
+        <w:rPr>
+          <w:rStyle w:val="17"/>
+          <w:rFonts w:hint="default"/>
+          <w:b w:val="0"/>
+          <w:bCs w:val="0"/>
+          <w:i/>
+          <w:iCs/>
+          <w:lang w:val="vi-VN"/>
+        </w:rPr>
+        <w:t>85,42</w:t>
+      </w:r>
+      <w:r>
+        <w:rPr>
+          <w:rStyle w:val="17"/>
+          <w:b w:val="0"/>
+          <w:bCs w:val="0"/>
+          <w:i/>
+          <w:iCs/>
+        </w:rPr>
+        <w:t>%</w:t>
       </w:r>
       <w:r>
         <w:t>, chứng minh khả năng ứng dụng của học sâu trong việc hỗ trợ nhận diện bệnh lý từ ảnh X-quang. Đồng thời, báo cáo cũng phân tích các yếu tố ảnh hưởng tới hiệu năng và đưa ra hướng phát triển nhằm nâng cao chất lượng mô hình trong tương lai.</w:t>
@@ -4829,8 +4849,8 @@
           <w:szCs w:val="32"/>
         </w:rPr>
       </w:pPr>
-      <w:bookmarkStart w:id="14" w:name="_Toc1879"/>
-      <w:bookmarkStart w:id="15" w:name="_Toc887"/>
+      <w:bookmarkStart w:id="14" w:name="_Toc887"/>
+      <w:bookmarkStart w:id="15" w:name="_Toc1879"/>
       <w:r>
         <w:rPr>
           <w:sz w:val="32"/>
@@ -6259,8 +6279,8 @@
           <w:bCs w:val="0"/>
         </w:rPr>
       </w:pPr>
-      <w:bookmarkStart w:id="26" w:name="_Toc3590"/>
-      <w:bookmarkStart w:id="27" w:name="_Toc7418"/>
+      <w:bookmarkStart w:id="26" w:name="_Toc7418"/>
+      <w:bookmarkStart w:id="27" w:name="_Toc3590"/>
       <w:r>
         <w:rPr>
           <w:b w:val="0"/>
@@ -6833,8 +6853,8 @@
           <w:bCs w:val="0"/>
         </w:rPr>
       </w:pPr>
-      <w:bookmarkStart w:id="32" w:name="_Toc19908"/>
-      <w:bookmarkStart w:id="33" w:name="_Toc20128"/>
+      <w:bookmarkStart w:id="32" w:name="_Toc20128"/>
+      <w:bookmarkStart w:id="33" w:name="_Toc19908"/>
       <w:r>
         <w:rPr>
           <w:b w:val="0"/>
@@ -7157,8 +7177,8 @@
           <w:bCs w:val="0"/>
         </w:rPr>
       </w:pPr>
-      <w:bookmarkStart w:id="34" w:name="_Toc24835"/>
-      <w:bookmarkStart w:id="35" w:name="_Toc32166"/>
+      <w:bookmarkStart w:id="34" w:name="_Toc32166"/>
+      <w:bookmarkStart w:id="35" w:name="_Toc24835"/>
       <w:r>
         <w:rPr>
           <w:b w:val="0"/>
@@ -7430,8 +7450,8 @@
           <w:bCs w:val="0"/>
         </w:rPr>
       </w:pPr>
-      <w:bookmarkStart w:id="36" w:name="_Toc10324"/>
-      <w:bookmarkStart w:id="37" w:name="_Toc26358"/>
+      <w:bookmarkStart w:id="36" w:name="_Toc26358"/>
+      <w:bookmarkStart w:id="37" w:name="_Toc10324"/>
       <w:r>
         <w:rPr>
           <w:b w:val="0"/>
@@ -7836,8 +7856,8 @@
           <w:bCs w:val="0"/>
         </w:rPr>
       </w:pPr>
-      <w:bookmarkStart w:id="42" w:name="_Toc18390"/>
-      <w:bookmarkStart w:id="43" w:name="_Toc27178"/>
+      <w:bookmarkStart w:id="42" w:name="_Toc27178"/>
+      <w:bookmarkStart w:id="43" w:name="_Toc18390"/>
       <w:r>
         <w:rPr>
           <w:b w:val="0"/>
@@ -7907,8 +7927,8 @@
           <w:bCs w:val="0"/>
         </w:rPr>
       </w:pPr>
-      <w:bookmarkStart w:id="44" w:name="_Toc9448"/>
-      <w:bookmarkStart w:id="45" w:name="_Toc17112"/>
+      <w:bookmarkStart w:id="44" w:name="_Toc17112"/>
+      <w:bookmarkStart w:id="45" w:name="_Toc9448"/>
       <w:r>
         <w:rPr>
           <w:b w:val="0"/>
@@ -8016,8 +8036,8 @@
           <w:bCs w:val="0"/>
         </w:rPr>
       </w:pPr>
-      <w:bookmarkStart w:id="46" w:name="_Toc23236"/>
-      <w:bookmarkStart w:id="47" w:name="_Toc25471"/>
+      <w:bookmarkStart w:id="46" w:name="_Toc25471"/>
+      <w:bookmarkStart w:id="47" w:name="_Toc23236"/>
       <w:r>
         <w:rPr>
           <w:b w:val="0"/>
@@ -9784,8 +9804,8 @@
           <w:bCs w:val="0"/>
         </w:rPr>
       </w:pPr>
-      <w:bookmarkStart w:id="58" w:name="_Toc21745"/>
-      <w:bookmarkStart w:id="59" w:name="_Toc6996"/>
+      <w:bookmarkStart w:id="58" w:name="_Toc6996"/>
+      <w:bookmarkStart w:id="59" w:name="_Toc21745"/>
       <w:r>
         <w:rPr>
           <w:b w:val="0"/>
@@ -10562,8 +10582,8 @@
           <w:bCs w:val="0"/>
         </w:rPr>
       </w:pPr>
-      <w:bookmarkStart w:id="62" w:name="_Toc8877"/>
-      <w:bookmarkStart w:id="63" w:name="_Toc11461"/>
+      <w:bookmarkStart w:id="62" w:name="_Toc11461"/>
+      <w:bookmarkStart w:id="63" w:name="_Toc8877"/>
       <w:r>
         <w:rPr>
           <w:b w:val="0"/>
@@ -10933,8 +10953,8 @@
           <w:bCs w:val="0"/>
         </w:rPr>
       </w:pPr>
-      <w:bookmarkStart w:id="64" w:name="_Toc9082"/>
-      <w:bookmarkStart w:id="65" w:name="_Toc7873"/>
+      <w:bookmarkStart w:id="64" w:name="_Toc7873"/>
+      <w:bookmarkStart w:id="65" w:name="_Toc9082"/>
       <w:r>
         <w:rPr>
           <w:b w:val="0"/>
@@ -11157,8 +11177,8 @@
           <w:bCs w:val="0"/>
         </w:rPr>
       </w:pPr>
-      <w:bookmarkStart w:id="66" w:name="_Toc10595"/>
-      <w:bookmarkStart w:id="67" w:name="_Toc1546"/>
+      <w:bookmarkStart w:id="66" w:name="_Toc1546"/>
+      <w:bookmarkStart w:id="67" w:name="_Toc10595"/>
       <w:r>
         <w:rPr>
           <w:b w:val="0"/>
@@ -12441,8 +12461,8 @@
           <w:bCs w:val="0"/>
         </w:rPr>
       </w:pPr>
-      <w:bookmarkStart w:id="76" w:name="_Toc30545"/>
-      <w:bookmarkStart w:id="77" w:name="_Toc21499"/>
+      <w:bookmarkStart w:id="76" w:name="_Toc21499"/>
+      <w:bookmarkStart w:id="77" w:name="_Toc30545"/>
       <w:r>
         <w:rPr>
           <w:b w:val="0"/>
@@ -13117,8 +13137,8 @@
           <w:bCs w:val="0"/>
         </w:rPr>
       </w:pPr>
-      <w:bookmarkStart w:id="82" w:name="_Toc24587"/>
-      <w:bookmarkStart w:id="83" w:name="_Toc7895"/>
+      <w:bookmarkStart w:id="82" w:name="_Toc7895"/>
+      <w:bookmarkStart w:id="83" w:name="_Toc24587"/>
       <w:r>
         <w:rPr>
           <w:b w:val="0"/>
@@ -13503,8 +13523,8 @@
           <w:bCs w:val="0"/>
         </w:rPr>
       </w:pPr>
-      <w:bookmarkStart w:id="88" w:name="_Toc23446"/>
-      <w:bookmarkStart w:id="89" w:name="_Toc416"/>
+      <w:bookmarkStart w:id="88" w:name="_Toc416"/>
+      <w:bookmarkStart w:id="89" w:name="_Toc23446"/>
       <w:r>
         <w:rPr>
           <w:b w:val="0"/>
@@ -13655,8 +13675,8 @@
           <w:bCs w:val="0"/>
         </w:rPr>
       </w:pPr>
-      <w:bookmarkStart w:id="90" w:name="_Toc25772"/>
-      <w:bookmarkStart w:id="91" w:name="_Toc32568"/>
+      <w:bookmarkStart w:id="90" w:name="_Toc32568"/>
+      <w:bookmarkStart w:id="91" w:name="_Toc25772"/>
       <w:r>
         <w:rPr>
           <w:b w:val="0"/>
@@ -13914,8 +13934,8 @@
           <w:bCs w:val="0"/>
         </w:rPr>
       </w:pPr>
-      <w:bookmarkStart w:id="92" w:name="_Toc951"/>
-      <w:bookmarkStart w:id="93" w:name="_Toc21176"/>
+      <w:bookmarkStart w:id="92" w:name="_Toc21176"/>
+      <w:bookmarkStart w:id="93" w:name="_Toc951"/>
       <w:r>
         <w:rPr>
           <w:b w:val="0"/>
@@ -14098,8 +14118,8 @@
           <w:bCs w:val="0"/>
         </w:rPr>
       </w:pPr>
-      <w:bookmarkStart w:id="94" w:name="_Toc32227"/>
-      <w:bookmarkStart w:id="95" w:name="_Toc26380"/>
+      <w:bookmarkStart w:id="94" w:name="_Toc26380"/>
+      <w:bookmarkStart w:id="95" w:name="_Toc32227"/>
       <w:r>
         <w:rPr>
           <w:b w:val="0"/>
@@ -14406,8 +14426,8 @@
           <w:bCs w:val="0"/>
         </w:rPr>
       </w:pPr>
-      <w:bookmarkStart w:id="100" w:name="_Toc24740"/>
-      <w:bookmarkStart w:id="101" w:name="_Toc19594"/>
+      <w:bookmarkStart w:id="100" w:name="_Toc19594"/>
+      <w:bookmarkStart w:id="101" w:name="_Toc24740"/>
       <w:r>
         <w:rPr>
           <w:b w:val="0"/>
@@ -15072,8 +15092,8 @@
           <w:bCs w:val="0"/>
         </w:rPr>
       </w:pPr>
-      <w:bookmarkStart w:id="106" w:name="_Toc30359"/>
-      <w:bookmarkStart w:id="107" w:name="_Toc25685"/>
+      <w:bookmarkStart w:id="106" w:name="_Toc25685"/>
+      <w:bookmarkStart w:id="107" w:name="_Toc30359"/>
       <w:r>
         <w:rPr>
           <w:b w:val="0"/>
@@ -16133,21 +16153,22 @@
                 <w:bCs w:val="0"/>
                 <w:sz w:val="24"/>
                 <w:szCs w:val="24"/>
+                <w:lang w:val="vi-VN"/>
               </w:rPr>
             </w:pPr>
             <w:r>
               <w:rPr>
-                <w:rStyle w:val="17"/>
-                <w:rFonts w:hint="default" w:ascii="Times New Roman" w:hAnsi="Times New Roman" w:eastAsia="SimSun" w:cs="Times New Roman"/>
+                <w:rFonts w:hint="default" w:ascii="Times New Roman" w:hAnsi="Times New Roman" w:cs="Times New Roman"/>
                 <w:b w:val="0"/>
                 <w:bCs w:val="0"/>
-                <w:kern w:val="0"/>
                 <w:sz w:val="24"/>
                 <w:szCs w:val="24"/>
-                <w:lang w:val="en-US" w:eastAsia="zh-CN" w:bidi="ar"/>
+                <w:lang w:val="vi-VN"/>
               </w:rPr>
-              <w:t>16</w:t>
+              <w:t>1043</w:t>
             </w:r>
+            <w:bookmarkStart w:id="228" w:name="_GoBack"/>
+            <w:bookmarkEnd w:id="228"/>
           </w:p>
         </w:tc>
       </w:tr>
@@ -16725,8 +16746,8 @@
           <w:bCs w:val="0"/>
         </w:rPr>
       </w:pPr>
-      <w:bookmarkStart w:id="110" w:name="_Toc11477"/>
-      <w:bookmarkStart w:id="111" w:name="_Toc8557"/>
+      <w:bookmarkStart w:id="110" w:name="_Toc8557"/>
+      <w:bookmarkStart w:id="111" w:name="_Toc11477"/>
       <w:r>
         <w:rPr>
           <w:b w:val="0"/>
@@ -17379,8 +17400,8 @@
           <w:bCs w:val="0"/>
         </w:rPr>
       </w:pPr>
-      <w:bookmarkStart w:id="116" w:name="_Toc17702"/>
-      <w:bookmarkStart w:id="117" w:name="_Toc7969"/>
+      <w:bookmarkStart w:id="116" w:name="_Toc7969"/>
+      <w:bookmarkStart w:id="117" w:name="_Toc17702"/>
       <w:r>
         <w:rPr>
           <w:b w:val="0"/>
@@ -17655,8 +17676,8 @@
           <w:bCs w:val="0"/>
         </w:rPr>
       </w:pPr>
-      <w:bookmarkStart w:id="118" w:name="_Toc30955"/>
-      <w:bookmarkStart w:id="119" w:name="_Toc25895"/>
+      <w:bookmarkStart w:id="118" w:name="_Toc25895"/>
+      <w:bookmarkStart w:id="119" w:name="_Toc30955"/>
       <w:r>
         <w:rPr>
           <w:b w:val="0"/>
@@ -18259,8 +18280,8 @@
           <w:bCs w:val="0"/>
         </w:rPr>
       </w:pPr>
-      <w:bookmarkStart w:id="124" w:name="_Toc31107"/>
-      <w:bookmarkStart w:id="125" w:name="_Toc12775"/>
+      <w:bookmarkStart w:id="124" w:name="_Toc12775"/>
+      <w:bookmarkStart w:id="125" w:name="_Toc31107"/>
       <w:r>
         <w:rPr>
           <w:b w:val="0"/>
@@ -18646,8 +18667,8 @@
           <w:bCs w:val="0"/>
         </w:rPr>
       </w:pPr>
-      <w:bookmarkStart w:id="126" w:name="_Toc8096"/>
-      <w:bookmarkStart w:id="127" w:name="_Toc2035"/>
+      <w:bookmarkStart w:id="126" w:name="_Toc2035"/>
+      <w:bookmarkStart w:id="127" w:name="_Toc8096"/>
       <w:r>
         <w:rPr>
           <w:b w:val="0"/>
@@ -19130,8 +19151,8 @@
           <w:bCs w:val="0"/>
         </w:rPr>
       </w:pPr>
-      <w:bookmarkStart w:id="130" w:name="_Toc23505"/>
-      <w:bookmarkStart w:id="131" w:name="_Toc794"/>
+      <w:bookmarkStart w:id="130" w:name="_Toc794"/>
+      <w:bookmarkStart w:id="131" w:name="_Toc23505"/>
       <w:r>
         <w:rPr>
           <w:b w:val="0"/>
@@ -19412,8 +19433,8 @@
           <w:bCs w:val="0"/>
         </w:rPr>
       </w:pPr>
-      <w:bookmarkStart w:id="132" w:name="_Toc27268"/>
-      <w:bookmarkStart w:id="133" w:name="_Toc22539"/>
+      <w:bookmarkStart w:id="132" w:name="_Toc22539"/>
+      <w:bookmarkStart w:id="133" w:name="_Toc27268"/>
       <w:r>
         <w:rPr>
           <w:b w:val="0"/>
@@ -19599,8 +19620,8 @@
           <w:bCs w:val="0"/>
         </w:rPr>
       </w:pPr>
-      <w:bookmarkStart w:id="134" w:name="_Toc19716"/>
-      <w:bookmarkStart w:id="135" w:name="_Toc7783"/>
+      <w:bookmarkStart w:id="134" w:name="_Toc7783"/>
+      <w:bookmarkStart w:id="135" w:name="_Toc19716"/>
       <w:r>
         <w:rPr>
           <w:b w:val="0"/>
@@ -19926,7 +19947,29 @@
           <w:i/>
           <w:iCs/>
         </w:rPr>
-        <w:t>Test Accuracy ≈ 78.53%</w:t>
+        <w:t xml:space="preserve">Test Accuracy ≈ </w:t>
+      </w:r>
+      <w:r>
+        <w:rPr>
+          <w:rStyle w:val="17"/>
+          <w:rFonts w:hint="default"/>
+          <w:b w:val="0"/>
+          <w:bCs w:val="0"/>
+          <w:i/>
+          <w:iCs/>
+          <w:lang w:val="vi-VN"/>
+        </w:rPr>
+        <w:t>85,42</w:t>
+      </w:r>
+      <w:r>
+        <w:rPr>
+          <w:rStyle w:val="17"/>
+          <w:b w:val="0"/>
+          <w:bCs w:val="0"/>
+          <w:i/>
+          <w:iCs/>
+        </w:rPr>
+        <w:t>%</w:t>
       </w:r>
     </w:p>
     <w:p>
@@ -21135,8 +21178,8 @@
           <w:bCs w:val="0"/>
         </w:rPr>
       </w:pPr>
-      <w:bookmarkStart w:id="144" w:name="_Toc14675"/>
-      <w:bookmarkStart w:id="145" w:name="_Toc15000"/>
+      <w:bookmarkStart w:id="144" w:name="_Toc15000"/>
+      <w:bookmarkStart w:id="145" w:name="_Toc14675"/>
       <w:r>
         <w:rPr>
           <w:b w:val="0"/>
@@ -21402,8 +21445,8 @@
           <w:bCs w:val="0"/>
         </w:rPr>
       </w:pPr>
-      <w:bookmarkStart w:id="146" w:name="_Toc27451"/>
-      <w:bookmarkStart w:id="147" w:name="_Toc22157"/>
+      <w:bookmarkStart w:id="146" w:name="_Toc22157"/>
+      <w:bookmarkStart w:id="147" w:name="_Toc27451"/>
       <w:r>
         <w:rPr>
           <w:b w:val="0"/>
@@ -22061,8 +22104,8 @@
           <w:bCs w:val="0"/>
         </w:rPr>
       </w:pPr>
-      <w:bookmarkStart w:id="152" w:name="_Toc22236"/>
-      <w:bookmarkStart w:id="153" w:name="_Toc27082"/>
+      <w:bookmarkStart w:id="152" w:name="_Toc27082"/>
+      <w:bookmarkStart w:id="153" w:name="_Toc22236"/>
       <w:r>
         <w:rPr>
           <w:b w:val="0"/>
@@ -22565,8 +22608,8 @@
           <w:bCs w:val="0"/>
         </w:rPr>
       </w:pPr>
-      <w:bookmarkStart w:id="156" w:name="_Toc27424"/>
-      <w:bookmarkStart w:id="157" w:name="_Toc6161"/>
+      <w:bookmarkStart w:id="156" w:name="_Toc6161"/>
+      <w:bookmarkStart w:id="157" w:name="_Toc27424"/>
       <w:r>
         <w:rPr>
           <w:b w:val="0"/>
@@ -23124,8 +23167,8 @@
           <w:bCs w:val="0"/>
         </w:rPr>
       </w:pPr>
-      <w:bookmarkStart w:id="164" w:name="_Toc19926"/>
-      <w:bookmarkStart w:id="165" w:name="_Toc30586"/>
+      <w:bookmarkStart w:id="164" w:name="_Toc30586"/>
+      <w:bookmarkStart w:id="165" w:name="_Toc19926"/>
       <w:r>
         <w:rPr>
           <w:b w:val="0"/>
@@ -23629,8 +23672,8 @@
           <w:bCs w:val="0"/>
         </w:rPr>
       </w:pPr>
-      <w:bookmarkStart w:id="170" w:name="_Toc24904"/>
-      <w:bookmarkStart w:id="171" w:name="_Toc29325"/>
+      <w:bookmarkStart w:id="170" w:name="_Toc29325"/>
+      <w:bookmarkStart w:id="171" w:name="_Toc24904"/>
       <w:r>
         <w:rPr>
           <w:b w:val="0"/>
@@ -23774,8 +23817,8 @@
           <w:bCs w:val="0"/>
         </w:rPr>
       </w:pPr>
-      <w:bookmarkStart w:id="172" w:name="_Toc4710"/>
-      <w:bookmarkStart w:id="173" w:name="_Toc6717"/>
+      <w:bookmarkStart w:id="172" w:name="_Toc6717"/>
+      <w:bookmarkStart w:id="173" w:name="_Toc4710"/>
       <w:r>
         <w:rPr>
           <w:b w:val="0"/>
@@ -23971,8 +24014,8 @@
           <w:szCs w:val="28"/>
         </w:rPr>
       </w:pPr>
-      <w:bookmarkStart w:id="176" w:name="_Toc13256"/>
-      <w:bookmarkStart w:id="177" w:name="_Toc1268"/>
+      <w:bookmarkStart w:id="176" w:name="_Toc1268"/>
+      <w:bookmarkStart w:id="177" w:name="_Toc13256"/>
       <w:r>
         <w:rPr>
           <w:b w:val="0"/>
@@ -24467,8 +24510,8 @@
           <w:bCs w:val="0"/>
         </w:rPr>
       </w:pPr>
-      <w:bookmarkStart w:id="186" w:name="_Toc15809"/>
-      <w:bookmarkStart w:id="187" w:name="_Toc8738"/>
+      <w:bookmarkStart w:id="186" w:name="_Toc8738"/>
+      <w:bookmarkStart w:id="187" w:name="_Toc15809"/>
       <w:r>
         <w:rPr>
           <w:b w:val="0"/>
@@ -24658,8 +24701,8 @@
           <w:bCs w:val="0"/>
         </w:rPr>
       </w:pPr>
-      <w:bookmarkStart w:id="190" w:name="_Toc7748"/>
-      <w:bookmarkStart w:id="191" w:name="_Toc15059"/>
+      <w:bookmarkStart w:id="190" w:name="_Toc15059"/>
+      <w:bookmarkStart w:id="191" w:name="_Toc7748"/>
       <w:r>
         <w:rPr>
           <w:b w:val="0"/>
@@ -24742,8 +24785,8 @@
           <w:bCs w:val="0"/>
         </w:rPr>
       </w:pPr>
-      <w:bookmarkStart w:id="192" w:name="_Toc25684"/>
-      <w:bookmarkStart w:id="193" w:name="_Toc4442"/>
+      <w:bookmarkStart w:id="192" w:name="_Toc4442"/>
+      <w:bookmarkStart w:id="193" w:name="_Toc25684"/>
       <w:r>
         <w:rPr>
           <w:b w:val="0"/>
@@ -24852,8 +24895,8 @@
           <w:bCs w:val="0"/>
         </w:rPr>
       </w:pPr>
-      <w:bookmarkStart w:id="194" w:name="_Toc32765"/>
-      <w:bookmarkStart w:id="195" w:name="_Toc11246"/>
+      <w:bookmarkStart w:id="194" w:name="_Toc11246"/>
+      <w:bookmarkStart w:id="195" w:name="_Toc32765"/>
       <w:r>
         <w:rPr>
           <w:b w:val="0"/>
@@ -25840,8 +25883,8 @@
           <w:bCs w:val="0"/>
         </w:rPr>
       </w:pPr>
-      <w:bookmarkStart w:id="204" w:name="_Toc30004"/>
-      <w:bookmarkStart w:id="205" w:name="_Toc19878"/>
+      <w:bookmarkStart w:id="204" w:name="_Toc19878"/>
+      <w:bookmarkStart w:id="205" w:name="_Toc30004"/>
       <w:r>
         <w:rPr>
           <w:b w:val="0"/>
@@ -26228,7 +26271,25 @@
           <w:i/>
           <w:iCs/>
         </w:rPr>
-        <w:t>Test Accuracy ≈ 78.53%</w:t>
+        <w:t xml:space="preserve">Test Accuracy ≈ </w:t>
+      </w:r>
+      <w:r>
+        <w:rPr>
+          <w:rStyle w:val="17"/>
+          <w:rFonts w:hint="default"/>
+          <w:i/>
+          <w:iCs/>
+          <w:lang w:val="vi-VN"/>
+        </w:rPr>
+        <w:t>85,42</w:t>
+      </w:r>
+      <w:r>
+        <w:rPr>
+          <w:rStyle w:val="17"/>
+          <w:i/>
+          <w:iCs/>
+        </w:rPr>
+        <w:t>%</w:t>
       </w:r>
     </w:p>
     <w:p>
@@ -26382,8 +26443,8 @@
           <w:bCs w:val="0"/>
         </w:rPr>
       </w:pPr>
-      <w:bookmarkStart w:id="212" w:name="_Toc6420"/>
-      <w:bookmarkStart w:id="213" w:name="_Toc5507"/>
+      <w:bookmarkStart w:id="212" w:name="_Toc5507"/>
+      <w:bookmarkStart w:id="213" w:name="_Toc6420"/>
       <w:r>
         <w:rPr>
           <w:b w:val="0"/>
@@ -26873,8 +26934,8 @@
           <w:szCs w:val="32"/>
         </w:rPr>
       </w:pPr>
-      <w:bookmarkStart w:id="220" w:name="_Toc16113"/>
-      <w:bookmarkStart w:id="221" w:name="_Toc27805"/>
+      <w:bookmarkStart w:id="220" w:name="_Toc27805"/>
+      <w:bookmarkStart w:id="221" w:name="_Toc16113"/>
       <w:r>
         <w:rPr>
           <w:rFonts w:hint="default"/>
@@ -27020,27 +27081,41 @@
       <w:r>
         <w:rPr>
           <w:rStyle w:val="17"/>
-          <w:b w:val="0"/>
-          <w:bCs w:val="0"/>
-          <w:i/>
-          <w:iCs/>
-        </w:rPr>
-        <w:t>78.53%</w:t>
-      </w:r>
-    </w:p>
-    <w:p>
-      <w:pPr>
-        <w:pStyle w:val="16"/>
-        <w:keepNext w:val="0"/>
-        <w:keepLines w:val="0"/>
-        <w:widowControl/>
-        <w:suppressLineNumbers w:val="0"/>
-        <w:ind w:left="720"/>
-        <w:rPr>
+          <w:rFonts w:hint="default"/>
+          <w:b w:val="0"/>
+          <w:bCs w:val="0"/>
+          <w:i/>
+          <w:iCs/>
+          <w:lang w:val="vi-VN"/>
+        </w:rPr>
+        <w:t>85</w:t>
+      </w:r>
+      <w:r>
+        <w:rPr>
+          <w:rStyle w:val="17"/>
+          <w:b w:val="0"/>
+          <w:bCs w:val="0"/>
+          <w:i/>
+          <w:iCs/>
+        </w:rPr>
+        <w:t>%</w:t>
+      </w:r>
+    </w:p>
+    <w:p>
+      <w:pPr>
+        <w:pStyle w:val="16"/>
+        <w:keepNext w:val="0"/>
+        <w:keepLines w:val="0"/>
+        <w:widowControl/>
+        <w:suppressLineNumbers w:val="0"/>
+        <w:ind w:left="720"/>
+        <w:rPr>
+          <w:rFonts w:hint="default"/>
           <w:b/>
           <w:bCs/>
           <w:i/>
           <w:iCs/>
+          <w:lang w:val="vi-VN"/>
         </w:rPr>
       </w:pPr>
       <w:r>
@@ -27061,22 +27136,36 @@
           <w:i/>
           <w:iCs/>
         </w:rPr>
-        <w:t>0.8482</w:t>
-      </w:r>
-    </w:p>
-    <w:p>
-      <w:pPr>
-        <w:pStyle w:val="16"/>
-        <w:keepNext w:val="0"/>
-        <w:keepLines w:val="0"/>
-        <w:widowControl/>
-        <w:suppressLineNumbers w:val="0"/>
-        <w:ind w:left="720"/>
-        <w:rPr>
+        <w:t>0.8</w:t>
+      </w:r>
+      <w:r>
+        <w:rPr>
+          <w:rStyle w:val="17"/>
+          <w:rFonts w:hint="default"/>
+          <w:b w:val="0"/>
+          <w:bCs w:val="0"/>
+          <w:i/>
+          <w:iCs/>
+          <w:lang w:val="vi-VN"/>
+        </w:rPr>
+        <w:t>8</w:t>
+      </w:r>
+    </w:p>
+    <w:p>
+      <w:pPr>
+        <w:pStyle w:val="16"/>
+        <w:keepNext w:val="0"/>
+        <w:keepLines w:val="0"/>
+        <w:widowControl/>
+        <w:suppressLineNumbers w:val="0"/>
+        <w:ind w:left="720"/>
+        <w:rPr>
+          <w:rFonts w:hint="default"/>
           <w:b/>
           <w:bCs/>
           <w:i/>
           <w:iCs/>
+          <w:lang w:val="vi-VN"/>
         </w:rPr>
       </w:pPr>
       <w:r>
@@ -27097,22 +27186,36 @@
           <w:i/>
           <w:iCs/>
         </w:rPr>
-        <w:t>0.7188</w:t>
-      </w:r>
-    </w:p>
-    <w:p>
-      <w:pPr>
-        <w:pStyle w:val="16"/>
-        <w:keepNext w:val="0"/>
-        <w:keepLines w:val="0"/>
-        <w:widowControl/>
-        <w:suppressLineNumbers w:val="0"/>
-        <w:ind w:left="720"/>
-        <w:rPr>
+        <w:t>0.</w:t>
+      </w:r>
+      <w:r>
+        <w:rPr>
+          <w:rStyle w:val="17"/>
+          <w:rFonts w:hint="default"/>
+          <w:b w:val="0"/>
+          <w:bCs w:val="0"/>
+          <w:i/>
+          <w:iCs/>
+          <w:lang w:val="vi-VN"/>
+        </w:rPr>
+        <w:t>81</w:t>
+      </w:r>
+    </w:p>
+    <w:p>
+      <w:pPr>
+        <w:pStyle w:val="16"/>
+        <w:keepNext w:val="0"/>
+        <w:keepLines w:val="0"/>
+        <w:widowControl/>
+        <w:suppressLineNumbers w:val="0"/>
+        <w:ind w:left="720"/>
+        <w:rPr>
+          <w:rFonts w:hint="default"/>
           <w:b/>
           <w:bCs/>
           <w:i/>
           <w:iCs/>
+          <w:lang w:val="vi-VN"/>
         </w:rPr>
       </w:pPr>
       <w:r>
@@ -27133,7 +27236,19 @@
           <w:i/>
           <w:iCs/>
         </w:rPr>
-        <w:t>0.7321</w:t>
+        <w:t>0.</w:t>
+      </w:r>
+      <w:r>
+        <w:rPr>
+          <w:rStyle w:val="17"/>
+          <w:rFonts w:hint="default"/>
+          <w:b w:val="0"/>
+          <w:bCs w:val="0"/>
+          <w:i/>
+          <w:iCs/>
+          <w:lang w:val="vi-VN"/>
+        </w:rPr>
+        <w:t>83</w:t>
       </w:r>
     </w:p>
     <w:p>
@@ -28926,9 +29041,20 @@
         <w:widowControl/>
         <w:suppressLineNumbers w:val="0"/>
         <w:ind w:left="1440"/>
-      </w:pPr>
-      <w:r>
-        <w:t>Accuracy ≈ 0.7853</w:t>
+        <w:rPr>
+          <w:rFonts w:hint="default"/>
+          <w:lang w:val="vi-VN"/>
+        </w:rPr>
+      </w:pPr>
+      <w:r>
+        <w:t>Accuracy ≈ 0.</w:t>
+      </w:r>
+      <w:r>
+        <w:rPr>
+          <w:rFonts w:hint="default"/>
+          <w:lang w:val="vi-VN"/>
+        </w:rPr>
+        <w:t>85</w:t>
       </w:r>
     </w:p>
     <w:p>
@@ -28939,9 +29065,20 @@
         <w:widowControl/>
         <w:suppressLineNumbers w:val="0"/>
         <w:ind w:left="1440"/>
-      </w:pPr>
-      <w:r>
-        <w:t>Precision (macro) ≈ 0.8482</w:t>
+        <w:rPr>
+          <w:rFonts w:hint="default"/>
+          <w:lang w:val="vi-VN"/>
+        </w:rPr>
+      </w:pPr>
+      <w:r>
+        <w:t>Precision (macro) ≈ 0.8</w:t>
+      </w:r>
+      <w:r>
+        <w:rPr>
+          <w:rFonts w:hint="default"/>
+          <w:lang w:val="vi-VN"/>
+        </w:rPr>
+        <w:t>8</w:t>
       </w:r>
     </w:p>
     <w:p>
@@ -28952,9 +29089,20 @@
         <w:widowControl/>
         <w:suppressLineNumbers w:val="0"/>
         <w:ind w:left="1440"/>
-      </w:pPr>
-      <w:r>
-        <w:t>Recall (macro) ≈ 0.7188</w:t>
+        <w:rPr>
+          <w:rFonts w:hint="default"/>
+          <w:lang w:val="vi-VN"/>
+        </w:rPr>
+      </w:pPr>
+      <w:r>
+        <w:t>Recall (macro) ≈ 0.</w:t>
+      </w:r>
+      <w:r>
+        <w:rPr>
+          <w:rFonts w:hint="default"/>
+          <w:lang w:val="vi-VN"/>
+        </w:rPr>
+        <w:t>81</w:t>
       </w:r>
     </w:p>
     <w:p>
@@ -28965,9 +29113,20 @@
         <w:widowControl/>
         <w:suppressLineNumbers w:val="0"/>
         <w:ind w:left="1440"/>
-      </w:pPr>
-      <w:r>
-        <w:t>F1-score (macro) ≈ 0.7321</w:t>
+        <w:rPr>
+          <w:rFonts w:hint="default"/>
+          <w:lang w:val="vi-VN"/>
+        </w:rPr>
+      </w:pPr>
+      <w:r>
+        <w:t>F1-score (macro) ≈ 0.</w:t>
+      </w:r>
+      <w:r>
+        <w:rPr>
+          <w:rFonts w:hint="default"/>
+          <w:lang w:val="vi-VN"/>
+        </w:rPr>
+        <w:t>83</w:t>
       </w:r>
     </w:p>
     <w:p>
@@ -29005,6 +29164,7 @@
         <w:keepLines w:val="0"/>
         <w:widowControl/>
         <w:numPr>
+          <w:ilvl w:val="0"/>
           <w:numId w:val="0"/>
         </w:numPr>
         <w:suppressLineNumbers w:val="0"/>
